--- a/public/temas/ejercicio-3/ESQUEMA TEMA 1.docx
+++ b/public/temas/ejercicio-3/ESQUEMA TEMA 1.docx
@@ -415,7 +415,7 @@
           <w:b/>
           <w:sz w:val="22"/>
         </w:rPr>
-        <w:t>–22%</w:t>
+        <w:t>-22 %</w:t>
       </w:r>
       <w:r>
         <w:rPr>
@@ -430,7 +430,7 @@
           <w:b/>
           <w:sz w:val="22"/>
         </w:rPr>
-        <w:t>–9%</w:t>
+        <w:t>-9 %</w:t>
       </w:r>
       <w:r>
         <w:rPr>
@@ -460,7 +460,7 @@
           <w:b/>
           <w:sz w:val="22"/>
         </w:rPr>
-        <w:t>–15%</w:t>
+        <w:t>-15 %</w:t>
       </w:r>
       <w:r>
         <w:rPr>
@@ -475,7 +475,7 @@
           <w:b/>
           <w:sz w:val="22"/>
         </w:rPr>
-        <w:t>–4,5%</w:t>
+        <w:t>-4,5 %</w:t>
       </w:r>
       <w:r>
         <w:rPr>
@@ -505,7 +505,7 @@
           <w:b/>
           <w:sz w:val="22"/>
         </w:rPr>
-        <w:t>–3,0%</w:t>
+        <w:t>-3,0 %</w:t>
       </w:r>
       <w:r>
         <w:rPr>
@@ -520,7 +520,7 @@
           <w:b/>
           <w:sz w:val="22"/>
         </w:rPr>
-        <w:t>+2,1%</w:t>
+        <w:t>+2,1 %</w:t>
       </w:r>
       <w:r>
         <w:rPr>
@@ -909,7 +909,7 @@
           <w:b/>
           <w:sz w:val="22"/>
         </w:rPr>
-        <w:t>+8%</w:t>
+        <w:t>+8 %</w:t>
       </w:r>
     </w:p>
     <w:p>
@@ -939,7 +939,7 @@
           <w:b/>
           <w:sz w:val="22"/>
         </w:rPr>
-        <w:t>72,5%</w:t>
+        <w:t>72,5 %</w:t>
       </w:r>
     </w:p>
     <w:p>
@@ -1019,7 +1019,7 @@
           <w:b/>
           <w:sz w:val="22"/>
         </w:rPr>
-        <w:t>27,5%</w:t>
+        <w:t>27,5 %</w:t>
       </w:r>
       <w:r>
         <w:rPr>
@@ -1480,7 +1480,7 @@
           <w:b/>
           <w:sz w:val="22"/>
         </w:rPr>
-        <w:t>50%</w:t>
+        <w:t>50 %</w:t>
       </w:r>
       <w:r>
         <w:rPr>
@@ -3112,7 +3112,7 @@
           <w:b/>
           <w:sz w:val="22"/>
         </w:rPr>
-        <w:t>15%</w:t>
+        <w:t>15 %</w:t>
       </w:r>
     </w:p>
     <w:p>
